--- a/TFM-caso3_actualizado.docx
+++ b/TFM-caso3_actualizado.docx
@@ -373,7 +373,7 @@
                 <w:b w:val="0"/>
                 <w:sz w:val="19"/>
               </w:rPr>
-              <w:t>96 variables (48 x + 48 q)</w:t>
+              <w:t>96 principales (+ 82 aux.)</w:t>
             </w:r>
           </w:p>
         </w:tc>
@@ -392,7 +392,7 @@
                 <w:b w:val="0"/>
                 <w:sz w:val="19"/>
               </w:rPr>
-              <w:t>368 variables booleanas</w:t>
+              <w:t>238 principales (+ 130 aux.)</w:t>
             </w:r>
           </w:p>
         </w:tc>
@@ -413,7 +413,7 @@
                 <w:b/>
                 <w:sz w:val="19"/>
               </w:rPr>
-              <w:t>Variables internas del solver</w:t>
+              <w:t>Variables totales solver</w:t>
             </w:r>
           </w:p>
         </w:tc>
@@ -766,7 +766,7 @@
           <w:i/>
           <w:sz w:val="18"/>
         </w:rPr>
-        <w:t>Figura 2: Render 3D del Demostrador Final (CP-SAT v3) en Blender 5.2. Obsérvense las texturas de cantería y losas con relieve procedural, monstruos demoníacos con ojo carmesí emisivo, cofres del tesoro y la ruta de neón.</w:t>
+        <w:t>Figura 2. Ejemplo del nivel completo generado mediante CP-SAT, incluyendo obstáculos, ruta principal, dos enemigos, una recompensa sobre la ruta y una recompensa adicional situada al final de una rama secundaria.</w:t>
       </w:r>
     </w:p>
     <w:p>
@@ -854,7 +854,7 @@
                 <w:color w:val="2B2D42"/>
                 <w:sz w:val="19"/>
               </w:rPr>
-              <w:t>Teorema de dominancia de penalizaciones a priori: Si fijamos un multiplicador de penalización P &gt; 82 (por ejemplo, P = 100), se garantiza analíticamente que la violación de cualquier restricción dura (que incrementa la energía en al menos P &gt;= 100) superará estrictamente el valor máximo absoluto que el objetivo de fronteras podría alcanzar jamás en toda la cuadrícula (F &lt;= 82). Por tanto, el ground state del sistema nunca sacrificará una restricción para reducir fronteras, garantizando la viabilidad sin necesidad de calibración ad-hoc ni de resolver previamente el modelo clásico.</w:t>
+              <w:t>Teorema de dominancia de penalizaciones a priori: Si fijamos un multiplicador de penalización P &gt; 82 (por ejemplo, P = 100), se garantiza analíticamente que la violación de cualquier restricción dura incrementará la energía en al menos P &gt;= 100, siendo energéticamente superior (penalizada) a cualquier configuración factible. Como el objetivo de fronteras nunca puede superar F = 82, el ground state del sistema nunca sacrificará una restricción para reducir fronteras, garantizando la viabilidad a priori sin necesidad de calibración ad-hoc.</w:t>
             </w:r>
           </w:p>
         </w:tc>
@@ -933,7 +933,7 @@
         <w:br/>
         <w:t>dist(START, c) &lt;= t   y   dist(c, GOAL) &lt;= (12 - t)</w:t>
         <w:br/>
-        <w:t>Para una cuadrícula 6×8 con camino mínimo de 12 movimientos, los conos reducen los candidatos temporales a exactamente 48 variables podadas q_{t,c} (excluyendo START y GOAL fijados). Así, el modelo integrado consta de exactamente:</w:t>
+        <w:t>Para una cuadrícula 6×8 con camino mínimo de 12 movimientos (13 celdas), los conos reducen los candidatos temporales a exactamente 48 variables podadas q_{t,c} (excluyendo START y GOAL fijados). Así, el modelo integrado consta de exactamente:</w:t>
         <w:br/>
         <w:t>48 variables de celda x_c + 48 variables de ruta q_{t,c} = 96 variables binarias totales.</w:t>
       </w:r>
@@ -1019,7 +1019,7 @@
     </w:p>
     <w:p>
       <w:pPr>
-        <w:spacing w:after="280"/>
+        <w:spacing w:after="200"/>
         <w:jc w:val="center"/>
       </w:pPr>
       <w:r>
@@ -1027,8 +1027,61 @@
           <w:i/>
           <w:sz w:val="18"/>
         </w:rPr>
-        <w:t>Figura 3: Render 3D del Modelo QUBO Integrado resuelto con Simulated Annealing (96 variables, P=100) en Blender 5.2. Muestra la solución óptima válida con ruta q de neón navegando a través de los muros y losas de cantería.</w:t>
+        <w:t>Figura 3. Ejemplo de una solución válida del modelo QUBO integrado obtenida mediante Simulated Annealing. La visualización representa la geometría generada y la ruta q de 12 movimientos entre START y GOAL; los elementos adicionales de gameplay no forman parte del modelo QUBO core.</w:t>
       </w:r>
+    </w:p>
+    <w:tbl>
+      <w:tblPr>
+        <w:tblW w:type="auto" w:w="0"/>
+        <w:jc w:val="center"/>
+        <w:tblLayout w:type="fixed"/>
+        <w:tblLook w:firstColumn="1" w:firstRow="1" w:lastColumn="0" w:lastRow="0" w:noHBand="0" w:noVBand="1" w:val="04A0"/>
+      </w:tblPr>
+      <w:tblGrid>
+        <w:gridCol w:w="9360"/>
+      </w:tblGrid>
+      <w:tr>
+        <w:tc>
+          <w:tcPr>
+            <w:tcW w:type="dxa" w:w="9360"/>
+            <w:shd w:fill="F0F4F8"/>
+            <w:tcBorders>
+              <w:left w:val="single" w:sz="24" w:space="0" w:color="1B4965"/>
+              <w:top w:val="none"/>
+              <w:right w:val="none"/>
+              <w:bottom w:val="none"/>
+            </w:tcBorders>
+          </w:tcPr>
+          <w:p>
+            <w:pPr>
+              <w:spacing w:before="80" w:after="80"/>
+            </w:pPr>
+            <w:r>
+              <w:rPr>
+                <w:rFonts w:ascii="Calibri" w:hAnsi="Calibri"/>
+                <w:b/>
+                <w:color w:val="1B4965"/>
+                <w:sz w:val="20"/>
+              </w:rPr>
+              <w:t>[DISTINCIÓN VISUAL: DEMOSTRADOR GAMEPLAY VS. MODELO CUÁNTICO CORE]</w:t>
+              <w:br/>
+            </w:r>
+            <w:r>
+              <w:rPr>
+                <w:rFonts w:ascii="Calibri" w:hAnsi="Calibri"/>
+                <w:color w:val="2B2D42"/>
+                <w:sz w:val="19"/>
+              </w:rPr>
+              <w:t>Aviso metodológico sobre la comparación visual: Las Figuras 2 y 3 NO representan una comparativa visual directa del mismo alcance de problema. La Figura 2 demuestra la capacidad expresiva del generador final clásico (CP-SAT v3) integrando bifurcaciones ciegas y actores lúdicos completos (monstruos y cofres). Por su parte, la Figura 3 ilustra la solución al problema fundamental cuántico de síntesis geométrica con ruta navegable (modelo Core), evitando inflar innecesariamente el Hamiltoniano con variables de gameplay que no forman parte del núcleo de conectividad.</w:t>
+            </w:r>
+          </w:p>
+        </w:tc>
+      </w:tr>
+    </w:tbl>
+    <w:p>
+      <w:pPr>
+        <w:spacing w:after="120"/>
+      </w:pPr>
     </w:p>
     <w:p>
       <w:pPr>
@@ -1040,7 +1093,7 @@
     </w:p>
     <w:p>
       <w:r>
-        <w:t>Para evaluar empíricamente ambas formulaciones se utilizó Simulated Annealing (dwave-samplers) con 100 lecturas (reads) y 1.500 sweeps de enfriamiento por ejecución, repitiendo el experimento en 20 semillas aleatorias independientes.</w:t>
+        <w:t>Para evaluar empíricamente ambas formulaciones bajo condiciones estrictamente comparables, se utilizó Simulated Annealing (dwave-samplers) con 100 lecturas (reads), 1.500 sweeps de enfriamiento y la penalización teórica P = 100.0, repitiendo el experimento en las mismas 20 semillas aleatorias independientes para ambos modelos QUBO.</w:t>
       </w:r>
     </w:p>
     <w:p>
@@ -1057,7 +1110,10 @@
         <w:br/>
         <w:t>TTS_99 = t_read * [ ln(1 - 0.99) / ln(1 - p_éxito) ]</w:t>
         <w:br/>
-        <w:t>donde t_read es el tiempo medio de muestreo por lectura (tiempo total / número de reads) y p_éxito es la probabilidad de que una lectura aleatoria satisfaga simultáneamente todas las restricciones duras del problema (zonas, START/GOAL y ruta válida).</w:t>
+        <w:t>donde t_read es el tiempo medio de muestreo por lectura en CPU clásica (tiempo total / número de reads) y p_éxito es la probabilidad de que una lectura aleatoria satisfaga simultáneamente todas las restricciones duras del problema.</w:t>
+        <w:br/>
+        <w:br/>
+        <w:t>Es fundamental precisar que el valor obtenido corresponde a una estimación empírica de TTS en CPU clásica mediante Simulated Annealing, calculada a partir del tiempo de muestreo por lectura y la tasa observada. No representa el tiempo de ciclo físico de un procesador cuántico (QPU).</w:t>
       </w:r>
     </w:p>
     <w:p>
@@ -1070,7 +1126,7 @@
     </w:p>
     <w:p>
       <w:r>
-        <w:t>Un fenómeno de gran interés científico es la divergencia entre la muestra de menor energía bruta y la mejor muestra válida. En el QUBO desacoplado, la muestra de mínima energía obtiene 32 fronteras pero a menudo bloquea el camino (0% navegable), mientras que la mejor muestra válida alcanza 34 fronteras preservando el camino de 12 pasos. En cambio, en el QUBO integrado, gracias a las 48 variables de ruta q y al acoplamiento de compatibilidad con el suelo, la muestra de mínima energía coincide con la mejor muestra válida en la totalidad de las 20 semillas ensayadas.</w:t>
+        <w:t>Un fenómeno de gran interés científico es la divergencia entre la muestra de menor energía bruta y la mejor muestra válida. En el QUBO desacoplado, la muestra de mínima energía obtiene 31.80 fronteras pero a menudo bloquea el camino (inviable), mientras que la mejor muestra válida requiere 34.55 fronteras para permitir la ruta de 12 movimientos. En cambio, en el QUBO integrado, gracias a las 48 variables de ruta q y al acoplamiento de compatibilidad con el suelo, la muestra de mínima energía coincide con la mejor muestra válida (29.25 fronteras) en la totalidad de las 20 semillas ensayadas.</w:t>
       </w:r>
     </w:p>
     <w:tbl>
@@ -1240,7 +1296,7 @@
                 <w:b w:val="0"/>
                 <w:sz w:val="19"/>
               </w:rPr>
-              <w:t>9.00% ± 3.12% (Filtro BFS)</w:t>
+              <w:t>8.30% ± 2.51% (Filtro BFS)</w:t>
             </w:r>
           </w:p>
         </w:tc>
@@ -1299,7 +1355,7 @@
                 <w:b w:val="0"/>
                 <w:sz w:val="19"/>
               </w:rPr>
-              <w:t>25.55 ± 2.11 transiciones</w:t>
+              <w:t>34.55 ± 2.13 transiciones</w:t>
             </w:r>
           </w:p>
         </w:tc>
@@ -1339,7 +1395,7 @@
                 <w:b/>
                 <w:sz w:val="19"/>
               </w:rPr>
-              <w:t>Time To Solution (TTS_99)</w:t>
+              <w:t>Estimación empírica TTS_99 en CPU</w:t>
             </w:r>
           </w:p>
         </w:tc>
@@ -1358,7 +1414,7 @@
                 <w:b w:val="0"/>
                 <w:sz w:val="19"/>
               </w:rPr>
-              <w:t>58.57 ms</w:t>
+              <w:t>63.47 ± 28.29 ms</w:t>
             </w:r>
           </w:p>
         </w:tc>
@@ -1377,7 +1433,7 @@
                 <w:b w:val="0"/>
                 <w:sz w:val="19"/>
               </w:rPr>
-              <w:t>4.39 ± 0.60 ms (Ultra-rápido)</w:t>
+              <w:t>4.39 ± 0.60 ms</w:t>
             </w:r>
           </w:p>
         </w:tc>
@@ -1398,7 +1454,7 @@
                 <w:b/>
                 <w:sz w:val="19"/>
               </w:rPr>
-              <w:t>Tiempo medio de muestreo por semilla</w:t>
+              <w:t>Tiempo medio de muestreo (100 reads)</w:t>
             </w:r>
           </w:p>
         </w:tc>
@@ -1417,7 +1473,7 @@
                 <w:b w:val="0"/>
                 <w:sz w:val="19"/>
               </w:rPr>
-              <w:t>0.090 s (100 reads)</w:t>
+              <w:t>0.104 s (en CPU)</w:t>
             </w:r>
           </w:p>
         </w:tc>
@@ -1436,7 +1492,7 @@
                 <w:b w:val="0"/>
                 <w:sz w:val="19"/>
               </w:rPr>
-              <w:t>0.209 s (100 reads)</w:t>
+              <w:t>0.209 s (en CPU)</w:t>
             </w:r>
           </w:p>
         </w:tc>
@@ -1457,7 +1513,7 @@
     </w:p>
     <w:p>
       <w:r>
-        <w:t>La siguiente tabla condensa la comparativa exhaustiva entre los cuatro modelos implementados en el Caso 3:</w:t>
+        <w:t>La siguiente tabla condensa la comparativa exhaustiva entre los cuatro modelos implementados en el Caso 3, reportando datos consolidados y estadísticamente homogéneos (media ± desviación típica en 20 semillas para ambos modelos QUBO):</w:t>
       </w:r>
     </w:p>
     <w:tbl>
@@ -1707,7 +1763,7 @@
                 <w:b w:val="0"/>
                 <w:sz w:val="19"/>
               </w:rPr>
-              <w:t>368 booleanas</w:t>
+              <w:t>238 (+ 130 aux.)</w:t>
             </w:r>
           </w:p>
         </w:tc>
@@ -1726,7 +1782,7 @@
                 <w:b w:val="0"/>
                 <w:sz w:val="19"/>
               </w:rPr>
-              <w:t>96 variables</w:t>
+              <w:t>96 (+ 82 aux.)</w:t>
             </w:r>
           </w:p>
         </w:tc>
@@ -1901,7 +1957,7 @@
                 <w:b w:val="0"/>
                 <w:sz w:val="19"/>
               </w:rPr>
-              <w:t>0 (Lineal MIP)</w:t>
+              <w:t>N/A (modelo CP-SAT)</w:t>
             </w:r>
           </w:p>
         </w:tc>
@@ -1920,7 +1976,7 @@
                 <w:b w:val="0"/>
                 <w:sz w:val="19"/>
               </w:rPr>
-              <w:t>0 (Lineal MIP)</w:t>
+              <w:t>N/A (modelo CP-SAT)</w:t>
             </w:r>
           </w:p>
         </w:tc>
@@ -1979,7 +2035,7 @@
                 <w:b/>
                 <w:sz w:val="19"/>
               </w:rPr>
-              <w:t>Tiempo de resolución</w:t>
+              <w:t>Tiempo de resolución (s)</w:t>
             </w:r>
           </w:p>
         </w:tc>
@@ -2036,7 +2092,7 @@
                 <w:b w:val="0"/>
                 <w:sz w:val="19"/>
               </w:rPr>
-              <w:t>0.120 s</w:t>
+              <w:t>0.104 s (media SA)</w:t>
             </w:r>
           </w:p>
         </w:tc>
@@ -2055,7 +2111,7 @@
                 <w:b w:val="0"/>
                 <w:sz w:val="19"/>
               </w:rPr>
-              <w:t>0.205 s</w:t>
+              <w:t>0.209 s (media SA)</w:t>
             </w:r>
           </w:p>
         </w:tc>
@@ -2095,7 +2151,7 @@
                 <w:b w:val="0"/>
                 <w:sz w:val="19"/>
               </w:rPr>
-              <w:t>22 transiciones</w:t>
+              <w:t>22 (Óptimo)</w:t>
             </w:r>
           </w:p>
         </w:tc>
@@ -2114,7 +2170,7 @@
                 <w:b w:val="0"/>
                 <w:sz w:val="19"/>
               </w:rPr>
-              <w:t>20 transiciones</w:t>
+              <w:t>20 (Óptimo)</w:t>
             </w:r>
           </w:p>
         </w:tc>
@@ -2133,7 +2189,7 @@
                 <w:b w:val="0"/>
                 <w:sz w:val="19"/>
               </w:rPr>
-              <w:t>34 transiciones</w:t>
+              <w:t>34.55 ± 2.13</w:t>
             </w:r>
           </w:p>
         </w:tc>
@@ -2152,7 +2208,7 @@
                 <w:b w:val="0"/>
                 <w:sz w:val="19"/>
               </w:rPr>
-              <w:t>29 transiciones</w:t>
+              <w:t>29.25 ± 2.14</w:t>
             </w:r>
           </w:p>
         </w:tc>
@@ -2192,7 +2248,7 @@
                 <w:b w:val="0"/>
                 <w:sz w:val="19"/>
               </w:rPr>
-              <w:t>22 transiciones</w:t>
+              <w:t>22 (Óptimo)</w:t>
             </w:r>
           </w:p>
         </w:tc>
@@ -2211,7 +2267,7 @@
                 <w:b w:val="0"/>
                 <w:sz w:val="19"/>
               </w:rPr>
-              <w:t>20 transiciones</w:t>
+              <w:t>20 (Óptimo)</w:t>
             </w:r>
           </w:p>
         </w:tc>
@@ -2230,7 +2286,7 @@
                 <w:b w:val="0"/>
                 <w:sz w:val="19"/>
               </w:rPr>
-              <w:t>32 transiciones</w:t>
+              <w:t>31.80 ± 1.86</w:t>
             </w:r>
           </w:p>
         </w:tc>
@@ -2249,7 +2305,7 @@
                 <w:b w:val="0"/>
                 <w:sz w:val="19"/>
               </w:rPr>
-              <w:t>29 transiciones</w:t>
+              <w:t>29.25 ± 2.14</w:t>
             </w:r>
           </w:p>
         </w:tc>
@@ -2424,7 +2480,7 @@
                 <w:b w:val="0"/>
                 <w:sz w:val="19"/>
               </w:rPr>
-              <w:t>9.0% (Filtro BFS)</w:t>
+              <w:t>8.30% ± 2.51% (BFS)</w:t>
             </w:r>
           </w:p>
         </w:tc>
@@ -2443,7 +2499,7 @@
                 <w:b w:val="0"/>
                 <w:sz w:val="19"/>
               </w:rPr>
-              <w:t>93.6% (Ruta q probada)</w:t>
+              <w:t>93.60% ± 2.35% (Ruta q)</w:t>
             </w:r>
           </w:p>
         </w:tc>
@@ -2483,7 +2539,7 @@
                 <w:b w:val="0"/>
                 <w:sz w:val="19"/>
               </w:rPr>
-              <w:t>12 pasos</w:t>
+              <w:t>12 mov. (13 celdas)</w:t>
             </w:r>
           </w:p>
         </w:tc>
@@ -2502,7 +2558,7 @@
                 <w:b w:val="0"/>
                 <w:sz w:val="19"/>
               </w:rPr>
-              <w:t>12 pasos</w:t>
+              <w:t>12 mov. (13 celdas)</w:t>
             </w:r>
           </w:p>
         </w:tc>
@@ -2521,7 +2577,7 @@
                 <w:b w:val="0"/>
                 <w:sz w:val="19"/>
               </w:rPr>
-              <w:t>12 pasos</w:t>
+              <w:t>12 mov. (13 celdas)</w:t>
             </w:r>
           </w:p>
         </w:tc>
@@ -2540,7 +2596,7 @@
                 <w:b w:val="0"/>
                 <w:sz w:val="19"/>
               </w:rPr>
-              <w:t>12 pasos</w:t>
+              <w:t>12 mov. (13 celdas)</w:t>
             </w:r>
           </w:p>
         </w:tc>
@@ -2561,7 +2617,7 @@
                 <w:b/>
                 <w:sz w:val="19"/>
               </w:rPr>
-              <w:t>Time To Solution (TTS_99)</w:t>
+              <w:t>Estimación empírica TTS_99 en CPU</w:t>
             </w:r>
           </w:p>
         </w:tc>
@@ -2618,7 +2674,7 @@
                 <w:b w:val="0"/>
                 <w:sz w:val="19"/>
               </w:rPr>
-              <w:t>58.57 ms</w:t>
+              <w:t>63.47 ± 28.29 ms</w:t>
             </w:r>
           </w:p>
         </w:tc>
@@ -2637,7 +2693,7 @@
                 <w:b w:val="0"/>
                 <w:sz w:val="19"/>
               </w:rPr>
-              <w:t>4.39 ms</w:t>
+              <w:t>4.39 ± 0.60 ms</w:t>
             </w:r>
           </w:p>
         </w:tc>
@@ -2658,13 +2714,18 @@
     </w:p>
     <w:p>
       <w:r>
-        <w:t>Del análisis comparativo de 4 vías se extraen tres conclusiones científicas de primer orden:</w:t>
+        <w:t>Del análisis comparativo riguroso de 4 vías se extraen conclusiones científicas de gran relevancia metodológica:</w:t>
         <w:br/>
-        <w:t>1. La comparación rigurosa 1-a-1: Contrastar el QUBO Integrado (96 variables) contra el CP-SAT Demostrador (368 variables) era matemáticamente asimétrico debido a las 116 ramas candidatas y los elementos de gameplay. Al crear el CP-SAT Core (exactamente las mismas 96 variables de decisión), se evidencia que CP-SAT resuelve la geometría con ruta en 2.19 s alcanzando el óptimo global de 20 fronteras, mientras que el QUBO integrado resuelve en 0.20 s alcanzando 29 fronteras (a tan solo 9 aristas del óptimo teórico) con un TTS_99 de tan solo 4.39 ms.</w:t>
+        <w:t>1. La comparación rigurosa 1-a-1: Contrastar el QUBO Integrado (96 variables) contra el CP-SAT Demostrador (368 variables) era asimétrico debido a las 116 ramas candidatas y la lógica de gameplay. Al crear el CP-SAT Core (exactamente las mismas 96 variables de decisión principales), la comparativa resulta limpia y formal: CP-SAT resuelve el núcleo en 2.19 s alcanzando el óptimo global de 20 fronteras, mientras que el QUBO integrado resuelve en 0.20 s alcanzando 29 fronteras con una estimación empírica de TTS_99 en CPU de 4.39 ms.</w:t>
         <w:br/>
-        <w:t>2. Eficacia de la codificación integrada de ruta: Incluir las variables podadas q_{t,c} multiplica la probabilidad de éxito del 9.0% al 93.6%, reduciendo el TTS_99 de 58.57 ms a 4.39 ms. La sobrecarga de duplicar las variables de 48 a 96 queda ampliamente compensada por la drástica reducción del espacio inviable.</w:t>
         <w:br/>
-        <w:t>3. Conectividad global del suelo como métrica de calidad: El QUBO integrado garantiza al 100% la navegabilidad jugable (camino continuo START-&gt;GOAL), presentando entre 1 y 3 componentes conexas en el suelo circundante. Exigir que todo el suelo del mapa forme una única componente conexa sin salas aisladas requeriría incorporar un flujo multicommodity o variables de árbol de expansión que elevarían el QUBO a más de 500 variables binarias. Por tanto, delegar la conectividad secundaria a un filtro clásico o aceptarla como parte de la variedad estética del mapa es la estrategia óptima en la era NISQ.</w:t>
+        <w:t>2. Carácter determinista vs. muestreo heurístico (precaución sobre el concepto de velocidad): Es crucial no confundir tiempos de ejecución con garantías matemáticas de resolución. CP-SAT devuelve estado OPTIMAL, certificando la optimalidad para la formulación considerada (20 fronteras). En cambio, Simulated Annealing es una metaheurística estocástica que obtiene 100 muestras aproximadas en una superficie de energía rugosa. No se debe hablar de un 'speedup' en sentido estricto, sino de dos paradigmas con garantías diferentes.</w:t>
+        <w:br/>
+        <w:br/>
+        <w:t>3. El trade-off real: Factibilidad vs. Calidad espacial: El QUBO integrado logra un avance decisivo en factibilidad, elevando la tasa de éxito del 8.30% al 93.60%. Sin embargo, el muestreo heurístico no recupera con la misma consistencia la calidad visual del óptimo clásico (promedio de 29.25 ± 2.14 fronteras frente a las 20 del CP-SAT). Esta discrepancia es un resultado científicamente honesto y valioso: el acoplamiento de restricciones duras en el Hamiltoniano estabiliza la navegabilidad pero dificulta que el sampler alcance el mínimo absoluto del término de coherencia espacial.</w:t>
+        <w:br/>
+        <w:br/>
+        <w:t>4. Componentes conexas de suelo como métrica de calidad: La solución del QUBO integrado renderizada en Blender presenta 3 componentes de suelo (la componente principal que contiene la ruta de 13 celdas / 12 movimientos START-&gt;GOAL y dos bolsas secundarias de suelo desconectadas). Esto no invalida la condición de navegabilidad START-&gt;GOAL definida para el experimento, que queda plenamente garantizada por las variables q y el BFS. En el conjunto de las 20 semillas, aproximadamente el 50% de las soluciones válidas presentan una única componente conexa y el resto 2 o 3. Forzar la conectividad global de todas las celdas transitables requeriría variables y restricciones auxiliares adicionales —por ejemplo mediante formulaciones de flujo o estructuras de conectividad—, aumentando significativamente el tamaño y la densidad del QUBO. Por ello se mantiene como métrica de calidad y no como restricción dura.</w:t>
       </w:r>
     </w:p>
     <w:p>

--- a/TFM-caso3_actualizado.docx
+++ b/TFM-caso3_actualizado.docx
@@ -354,7 +354,7 @@
                 <w:b/>
                 <w:sz w:val="19"/>
               </w:rPr>
-              <w:t>Variables de decisión</w:t>
+              <w:t>Desglose de variables</w:t>
             </w:r>
           </w:p>
         </w:tc>
@@ -373,7 +373,7 @@
                 <w:b w:val="0"/>
                 <w:sz w:val="19"/>
               </w:rPr>
-              <w:t>96 principales (+ 82 aux.)</w:t>
+              <w:t>Variables principales: 96; auxiliares: 82</w:t>
             </w:r>
           </w:p>
         </w:tc>
@@ -392,7 +392,7 @@
                 <w:b w:val="0"/>
                 <w:sz w:val="19"/>
               </w:rPr>
-              <w:t>238 principales (+ 130 aux.)</w:t>
+              <w:t>Variables principales: 238; auxiliares: 130</w:t>
             </w:r>
           </w:p>
         </w:tc>
@@ -1218,7 +1218,7 @@
                 <w:b/>
                 <w:sz w:val="19"/>
               </w:rPr>
-              <w:t>Tasa media de cumplimiento de zonas</w:t>
+              <w:t>Restricción de zonas en solución válida</w:t>
             </w:r>
           </w:p>
         </w:tc>
@@ -1237,7 +1237,7 @@
                 <w:b w:val="0"/>
                 <w:sz w:val="19"/>
               </w:rPr>
-              <w:t>100.0% (Estricto P=100)</w:t>
+              <w:t>Satisfecha (5 muros por zona)</w:t>
             </w:r>
           </w:p>
         </w:tc>
@@ -1256,7 +1256,7 @@
                 <w:b w:val="0"/>
                 <w:sz w:val="19"/>
               </w:rPr>
-              <w:t>100.0% (Estricto P=100)</w:t>
+              <w:t>Satisfecha (5 muros por zona)</w:t>
             </w:r>
           </w:p>
         </w:tc>
@@ -1336,6 +1336,65 @@
                 <w:b/>
                 <w:sz w:val="19"/>
               </w:rPr>
+              <w:t>Semillas con ≥1 muestra válida</w:t>
+            </w:r>
+          </w:p>
+        </w:tc>
+        <w:tc>
+          <w:tcPr>
+            <w:tcW w:type="dxa" w:w="3120"/>
+            <w:shd w:fill="FFFFFF"/>
+          </w:tcPr>
+          <w:p>
+            <w:pPr>
+              <w:jc w:val="left"/>
+            </w:pPr>
+            <w:r>
+              <w:rPr>
+                <w:rFonts w:ascii="Calibri" w:hAnsi="Calibri"/>
+                <w:b w:val="0"/>
+                <w:sz w:val="19"/>
+              </w:rPr>
+              <w:t>100.0% (20/20 semillas)</w:t>
+            </w:r>
+          </w:p>
+        </w:tc>
+        <w:tc>
+          <w:tcPr>
+            <w:tcW w:type="dxa" w:w="3120"/>
+            <w:shd w:fill="FFFFFF"/>
+          </w:tcPr>
+          <w:p>
+            <w:pPr>
+              <w:jc w:val="left"/>
+            </w:pPr>
+            <w:r>
+              <w:rPr>
+                <w:rFonts w:ascii="Calibri" w:hAnsi="Calibri"/>
+                <w:b w:val="0"/>
+                <w:sz w:val="19"/>
+              </w:rPr>
+              <w:t>100.0% (20/20 semillas)</w:t>
+            </w:r>
+          </w:p>
+        </w:tc>
+      </w:tr>
+      <w:tr>
+        <w:tc>
+          <w:tcPr>
+            <w:tcW w:type="dxa" w:w="3120"/>
+            <w:shd w:fill="E9ECEF"/>
+          </w:tcPr>
+          <w:p>
+            <w:pPr>
+              <w:jc w:val="left"/>
+            </w:pPr>
+            <w:r>
+              <w:rPr>
+                <w:rFonts w:ascii="Calibri" w:hAnsi="Calibri"/>
+                <w:b/>
+                <w:sz w:val="19"/>
+              </w:rPr>
               <w:t>Fronteras de la mejor solución válida</w:t>
             </w:r>
           </w:p>
@@ -1355,7 +1414,7 @@
                 <w:b w:val="0"/>
                 <w:sz w:val="19"/>
               </w:rPr>
-              <w:t>34.55 ± 2.13 transiciones</w:t>
+              <w:t>34.55 ± 2.13 (rango: 29-39)</w:t>
             </w:r>
           </w:p>
         </w:tc>
@@ -1374,7 +1433,66 @@
                 <w:b w:val="0"/>
                 <w:sz w:val="19"/>
               </w:rPr>
-              <w:t>29.25 ± 2.14 transiciones</w:t>
+              <w:t>29.25 ± 2.14 (rango: 23-32)</w:t>
+            </w:r>
+          </w:p>
+        </w:tc>
+      </w:tr>
+      <w:tr>
+        <w:tc>
+          <w:tcPr>
+            <w:tcW w:type="dxa" w:w="3120"/>
+            <w:shd w:fill="E9ECEF"/>
+          </w:tcPr>
+          <w:p>
+            <w:pPr>
+              <w:jc w:val="left"/>
+            </w:pPr>
+            <w:r>
+              <w:rPr>
+                <w:rFonts w:ascii="Calibri" w:hAnsi="Calibri"/>
+                <w:b/>
+                <w:sz w:val="19"/>
+              </w:rPr>
+              <w:t>Fronteras de muestra de menor energía</w:t>
+            </w:r>
+          </w:p>
+        </w:tc>
+        <w:tc>
+          <w:tcPr>
+            <w:tcW w:type="dxa" w:w="3120"/>
+            <w:shd w:fill="FFFFFF"/>
+          </w:tcPr>
+          <w:p>
+            <w:pPr>
+              <w:jc w:val="left"/>
+            </w:pPr>
+            <w:r>
+              <w:rPr>
+                <w:rFonts w:ascii="Calibri" w:hAnsi="Calibri"/>
+                <w:b w:val="0"/>
+                <w:sz w:val="19"/>
+              </w:rPr>
+              <w:t>31.80 ± 1.86</w:t>
+            </w:r>
+          </w:p>
+        </w:tc>
+        <w:tc>
+          <w:tcPr>
+            <w:tcW w:type="dxa" w:w="3120"/>
+            <w:shd w:fill="FFFFFF"/>
+          </w:tcPr>
+          <w:p>
+            <w:pPr>
+              <w:jc w:val="left"/>
+            </w:pPr>
+            <w:r>
+              <w:rPr>
+                <w:rFonts w:ascii="Calibri" w:hAnsi="Calibri"/>
+                <w:b w:val="0"/>
+                <w:sz w:val="19"/>
+              </w:rPr>
+              <w:t>29.25 ± 2.14</w:t>
             </w:r>
           </w:p>
         </w:tc>
@@ -1433,7 +1551,7 @@
                 <w:b w:val="0"/>
                 <w:sz w:val="19"/>
               </w:rPr>
-              <w:t>4.39 ± 0.60 ms</w:t>
+              <w:t>4.39 ms aprox. (4.39 ± 0.60 ms)</w:t>
             </w:r>
           </w:p>
         </w:tc>
@@ -1493,6 +1611,65 @@
                 <w:sz w:val="19"/>
               </w:rPr>
               <w:t>0.209 s (en CPU)</w:t>
+            </w:r>
+          </w:p>
+        </w:tc>
+      </w:tr>
+      <w:tr>
+        <w:tc>
+          <w:tcPr>
+            <w:tcW w:type="dxa" w:w="3120"/>
+            <w:shd w:fill="E9ECEF"/>
+          </w:tcPr>
+          <w:p>
+            <w:pPr>
+              <w:jc w:val="left"/>
+            </w:pPr>
+            <w:r>
+              <w:rPr>
+                <w:rFonts w:ascii="Calibri" w:hAnsi="Calibri"/>
+                <w:b/>
+                <w:sz w:val="19"/>
+              </w:rPr>
+              <w:t>Componentes conexas de suelo (calidad)</w:t>
+            </w:r>
+          </w:p>
+        </w:tc>
+        <w:tc>
+          <w:tcPr>
+            <w:tcW w:type="dxa" w:w="3120"/>
+            <w:shd w:fill="FFFFFF"/>
+          </w:tcPr>
+          <w:p>
+            <w:pPr>
+              <w:jc w:val="left"/>
+            </w:pPr>
+            <w:r>
+              <w:rPr>
+                <w:rFonts w:ascii="Calibri" w:hAnsi="Calibri"/>
+                <w:b w:val="0"/>
+                <w:sz w:val="19"/>
+              </w:rPr>
+              <w:t>1–4 componentes (CC ∈ {1, 2, 3, 4})</w:t>
+            </w:r>
+          </w:p>
+        </w:tc>
+        <w:tc>
+          <w:tcPr>
+            <w:tcW w:type="dxa" w:w="3120"/>
+            <w:shd w:fill="FFFFFF"/>
+          </w:tcPr>
+          <w:p>
+            <w:pPr>
+              <w:jc w:val="left"/>
+            </w:pPr>
+            <w:r>
+              <w:rPr>
+                <w:rFonts w:ascii="Calibri" w:hAnsi="Calibri"/>
+                <w:b w:val="0"/>
+                <w:sz w:val="19"/>
+              </w:rPr>
+              <w:t>1–3 componentes (CC ∈ [1, 3])</w:t>
             </w:r>
           </w:p>
         </w:tc>
@@ -1704,7 +1881,7 @@
                 <w:b w:val="0"/>
                 <w:sz w:val="19"/>
               </w:rPr>
-              <w:t>Geometría pura</w:t>
+              <w:t>Geometría + validación BFS externa</w:t>
             </w:r>
           </w:p>
         </w:tc>
@@ -1744,7 +1921,7 @@
                 <w:b/>
                 <w:sz w:val="19"/>
               </w:rPr>
-              <w:t>Variables de decisión</w:t>
+              <w:t>Desglose de variables</w:t>
             </w:r>
           </w:p>
         </w:tc>
@@ -1763,7 +1940,7 @@
                 <w:b w:val="0"/>
                 <w:sz w:val="19"/>
               </w:rPr>
-              <w:t>238 (+ 130 aux.)</w:t>
+              <w:t>Variables principales: 238; auxiliares: 130</w:t>
             </w:r>
           </w:p>
         </w:tc>
@@ -1782,7 +1959,7 @@
                 <w:b w:val="0"/>
                 <w:sz w:val="19"/>
               </w:rPr>
-              <w:t>96 (+ 82 aux.)</w:t>
+              <w:t>Variables principales: 96; auxiliares: 82</w:t>
             </w:r>
           </w:p>
         </w:tc>
@@ -1801,7 +1978,7 @@
                 <w:b w:val="0"/>
                 <w:sz w:val="19"/>
               </w:rPr>
-              <w:t>48 variables</w:t>
+              <w:t>Variables principales: 48; auxiliares: 0</w:t>
             </w:r>
           </w:p>
         </w:tc>
@@ -1820,7 +1997,7 @@
                 <w:b w:val="0"/>
                 <w:sz w:val="19"/>
               </w:rPr>
-              <w:t>96 variables</w:t>
+              <w:t>Variables principales: 96; auxiliares: 0</w:t>
             </w:r>
           </w:p>
         </w:tc>
@@ -2035,7 +2212,7 @@
                 <w:b/>
                 <w:sz w:val="19"/>
               </w:rPr>
-              <w:t>Tiempo de resolución (s)</w:t>
+              <w:t>Tiempo de resolución / muestreo</w:t>
             </w:r>
           </w:p>
         </w:tc>
@@ -2189,7 +2366,7 @@
                 <w:b w:val="0"/>
                 <w:sz w:val="19"/>
               </w:rPr>
-              <w:t>34.55 ± 2.13</w:t>
+              <w:t>34.55 ± 2.13 (rango: 29-39)</w:t>
             </w:r>
           </w:p>
         </w:tc>
@@ -2208,7 +2385,7 @@
                 <w:b w:val="0"/>
                 <w:sz w:val="19"/>
               </w:rPr>
-              <w:t>29.25 ± 2.14</w:t>
+              <w:t>29.25 ± 2.14 (rango: 23-32)</w:t>
             </w:r>
           </w:p>
         </w:tc>
@@ -2326,7 +2503,7 @@
                 <w:b/>
                 <w:sz w:val="19"/>
               </w:rPr>
-              <w:t>Cumplimiento de zonas</w:t>
+              <w:t>Restricción de zonas (sol. válida)</w:t>
             </w:r>
           </w:p>
         </w:tc>
@@ -2345,7 +2522,7 @@
                 <w:b w:val="0"/>
                 <w:sz w:val="19"/>
               </w:rPr>
-              <w:t>100.0% (Exacto)</w:t>
+              <w:t>Satisfecha (Exacto)</w:t>
             </w:r>
           </w:p>
         </w:tc>
@@ -2364,7 +2541,7 @@
                 <w:b w:val="0"/>
                 <w:sz w:val="19"/>
               </w:rPr>
-              <w:t>100.0% (Exacto)</w:t>
+              <w:t>Satisfecha (Exacto)</w:t>
             </w:r>
           </w:p>
         </w:tc>
@@ -2383,7 +2560,7 @@
                 <w:b w:val="0"/>
                 <w:sz w:val="19"/>
               </w:rPr>
-              <w:t>100.0% (P=100)</w:t>
+              <w:t>Satisfecha (5 muros/zona)</w:t>
             </w:r>
           </w:p>
         </w:tc>
@@ -2402,7 +2579,104 @@
                 <w:b w:val="0"/>
                 <w:sz w:val="19"/>
               </w:rPr>
-              <w:t>100.0% (P=100)</w:t>
+              <w:t>Satisfecha (5 muros/zona)</w:t>
+            </w:r>
+          </w:p>
+        </w:tc>
+      </w:tr>
+      <w:tr>
+        <w:tc>
+          <w:tcPr>
+            <w:tcW w:type="dxa" w:w="1872"/>
+            <w:shd w:fill="E9ECEF"/>
+          </w:tcPr>
+          <w:p>
+            <w:pPr>
+              <w:jc w:val="left"/>
+            </w:pPr>
+            <w:r>
+              <w:rPr>
+                <w:rFonts w:ascii="Calibri" w:hAnsi="Calibri"/>
+                <w:b/>
+                <w:sz w:val="19"/>
+              </w:rPr>
+              <w:t>Reads con zonas correctas</w:t>
+            </w:r>
+          </w:p>
+        </w:tc>
+        <w:tc>
+          <w:tcPr>
+            <w:tcW w:type="dxa" w:w="1872"/>
+            <w:shd w:fill="FFFFFF"/>
+          </w:tcPr>
+          <w:p>
+            <w:pPr>
+              <w:jc w:val="left"/>
+            </w:pPr>
+            <w:r>
+              <w:rPr>
+                <w:rFonts w:ascii="Calibri" w:hAnsi="Calibri"/>
+                <w:b w:val="0"/>
+                <w:sz w:val="19"/>
+              </w:rPr>
+              <w:t>N/A (restricción exacta)</w:t>
+            </w:r>
+          </w:p>
+        </w:tc>
+        <w:tc>
+          <w:tcPr>
+            <w:tcW w:type="dxa" w:w="1872"/>
+            <w:shd w:fill="FFFFFF"/>
+          </w:tcPr>
+          <w:p>
+            <w:pPr>
+              <w:jc w:val="left"/>
+            </w:pPr>
+            <w:r>
+              <w:rPr>
+                <w:rFonts w:ascii="Calibri" w:hAnsi="Calibri"/>
+                <w:b w:val="0"/>
+                <w:sz w:val="19"/>
+              </w:rPr>
+              <w:t>N/A (restricción exacta)</w:t>
+            </w:r>
+          </w:p>
+        </w:tc>
+        <w:tc>
+          <w:tcPr>
+            <w:tcW w:type="dxa" w:w="1872"/>
+            <w:shd w:fill="FFFFFF"/>
+          </w:tcPr>
+          <w:p>
+            <w:pPr>
+              <w:jc w:val="left"/>
+            </w:pPr>
+            <w:r>
+              <w:rPr>
+                <w:rFonts w:ascii="Calibri" w:hAnsi="Calibri"/>
+                <w:b w:val="0"/>
+                <w:sz w:val="19"/>
+              </w:rPr>
+              <w:t>100.0% (100/100 reads)</w:t>
+            </w:r>
+          </w:p>
+        </w:tc>
+        <w:tc>
+          <w:tcPr>
+            <w:tcW w:type="dxa" w:w="1872"/>
+            <w:shd w:fill="FFFFFF"/>
+          </w:tcPr>
+          <w:p>
+            <w:pPr>
+              <w:jc w:val="left"/>
+            </w:pPr>
+            <w:r>
+              <w:rPr>
+                <w:rFonts w:ascii="Calibri" w:hAnsi="Calibri"/>
+                <w:b w:val="0"/>
+                <w:sz w:val="19"/>
+              </w:rPr>
+              <w:t>100.0% (100/100 reads)</w:t>
             </w:r>
           </w:p>
         </w:tc>
@@ -2617,6 +2891,103 @@
                 <w:b/>
                 <w:sz w:val="19"/>
               </w:rPr>
+              <w:t>Componentes conexas de suelo (calidad)</w:t>
+            </w:r>
+          </w:p>
+        </w:tc>
+        <w:tc>
+          <w:tcPr>
+            <w:tcW w:type="dxa" w:w="1872"/>
+            <w:shd w:fill="FFFFFF"/>
+          </w:tcPr>
+          <w:p>
+            <w:pPr>
+              <w:jc w:val="left"/>
+            </w:pPr>
+            <w:r>
+              <w:rPr>
+                <w:rFonts w:ascii="Calibri" w:hAnsi="Calibri"/>
+                <w:b w:val="0"/>
+                <w:sz w:val="19"/>
+              </w:rPr>
+              <w:t>1 componente (100% conexo)</w:t>
+            </w:r>
+          </w:p>
+        </w:tc>
+        <w:tc>
+          <w:tcPr>
+            <w:tcW w:type="dxa" w:w="1872"/>
+            <w:shd w:fill="FFFFFF"/>
+          </w:tcPr>
+          <w:p>
+            <w:pPr>
+              <w:jc w:val="left"/>
+            </w:pPr>
+            <w:r>
+              <w:rPr>
+                <w:rFonts w:ascii="Calibri" w:hAnsi="Calibri"/>
+                <w:b w:val="0"/>
+                <w:sz w:val="19"/>
+              </w:rPr>
+              <w:t>1 componente (100% conexo)</w:t>
+            </w:r>
+          </w:p>
+        </w:tc>
+        <w:tc>
+          <w:tcPr>
+            <w:tcW w:type="dxa" w:w="1872"/>
+            <w:shd w:fill="FFFFFF"/>
+          </w:tcPr>
+          <w:p>
+            <w:pPr>
+              <w:jc w:val="left"/>
+            </w:pPr>
+            <w:r>
+              <w:rPr>
+                <w:rFonts w:ascii="Calibri" w:hAnsi="Calibri"/>
+                <w:b w:val="0"/>
+                <w:sz w:val="19"/>
+              </w:rPr>
+              <w:t>1–4 componentes (CC ∈ {1, 2, 3, 4})</w:t>
+            </w:r>
+          </w:p>
+        </w:tc>
+        <w:tc>
+          <w:tcPr>
+            <w:tcW w:type="dxa" w:w="1872"/>
+            <w:shd w:fill="FFFFFF"/>
+          </w:tcPr>
+          <w:p>
+            <w:pPr>
+              <w:jc w:val="left"/>
+            </w:pPr>
+            <w:r>
+              <w:rPr>
+                <w:rFonts w:ascii="Calibri" w:hAnsi="Calibri"/>
+                <w:b w:val="0"/>
+                <w:sz w:val="19"/>
+              </w:rPr>
+              <w:t>1–3 componentes (CC ∈ [1, 3])</w:t>
+            </w:r>
+          </w:p>
+        </w:tc>
+      </w:tr>
+      <w:tr>
+        <w:tc>
+          <w:tcPr>
+            <w:tcW w:type="dxa" w:w="1872"/>
+            <w:shd w:fill="E9ECEF"/>
+          </w:tcPr>
+          <w:p>
+            <w:pPr>
+              <w:jc w:val="left"/>
+            </w:pPr>
+            <w:r>
+              <w:rPr>
+                <w:rFonts w:ascii="Calibri" w:hAnsi="Calibri"/>
+                <w:b/>
+                <w:sz w:val="19"/>
+              </w:rPr>
               <w:t>Estimación empírica TTS_99 en CPU</w:t>
             </w:r>
           </w:p>
@@ -2693,7 +3064,7 @@
                 <w:b w:val="0"/>
                 <w:sz w:val="19"/>
               </w:rPr>
-              <w:t>4.39 ± 0.60 ms</w:t>
+              <w:t>4.39 ms aprox. (4.39 ± 0.60 ms)</w:t>
             </w:r>
           </w:p>
         </w:tc>
@@ -2725,7 +3096,7 @@
         <w:t>3. El trade-off real: Factibilidad vs. Calidad espacial: El QUBO integrado logra un avance decisivo en factibilidad, elevando la tasa de éxito del 8.30% al 93.60%. Sin embargo, el muestreo heurístico no recupera con la misma consistencia la calidad visual del óptimo clásico (promedio de 29.25 ± 2.14 fronteras frente a las 20 del CP-SAT). Esta discrepancia es un resultado científicamente honesto y valioso: el acoplamiento de restricciones duras en el Hamiltoniano estabiliza la navegabilidad pero dificulta que el sampler alcance el mínimo absoluto del término de coherencia espacial.</w:t>
         <w:br/>
         <w:br/>
-        <w:t>4. Componentes conexas de suelo como métrica de calidad: La solución del QUBO integrado renderizada en Blender presenta 3 componentes de suelo (la componente principal que contiene la ruta de 13 celdas / 12 movimientos START-&gt;GOAL y dos bolsas secundarias de suelo desconectadas). Esto no invalida la condición de navegabilidad START-&gt;GOAL definida para el experimento, que queda plenamente garantizada por las variables q y el BFS. En el conjunto de las 20 semillas, aproximadamente el 50% de las soluciones válidas presentan una única componente conexa y el resto 2 o 3. Forzar la conectividad global de todas las celdas transitables requeriría variables y restricciones auxiliares adicionales —por ejemplo mediante formulaciones de flujo o estructuras de conectividad—, aumentando significativamente el tamaño y la densidad del QUBO. Por ello se mantiene como métrica de calidad y no como restricción dura.</w:t>
+        <w:t>4. Componentes conexas de suelo como métrica de calidad: La solución del QUBO integrado renderizada en Blender presenta 3 componentes de suelo (la componente principal que contiene la ruta de 13 celdas / 12 movimientos START-&gt;GOAL y dos bolsas secundarias de suelo desconectadas). Esto no invalida la condición de navegabilidad START-&gt;GOAL definida para el experimento, que queda plenamente garantizada por las variables q y el BFS. En el conjunto de las 20 semillas, las mejores soluciones válidas del modelo desacoplado oscilan en un rango de 1 a 4 componentes conexas (CC in {1, 2, 3, 4}; por ejemplo, la semilla 1000 obtiene 1 única componente transitable conexa y la semilla 1666 llega a cuatro). Por su parte, el QUBO integrado restringe la dispersión a un rango estricto de 1 a 3 componentes (CC in [1, 3], con aproximadamente el 50% de las semillas alcanzando 1 única componente de conectividad global perfecta). Este comportamiento empírico refuerza de forma nítida nuestra interpretación metodológica: la conectividad global de todo el espacio transitable constituye una métrica de calidad espacial y de diseño, no parte de la factibilidad dura del problema de navegabilidad START-&gt;GOAL. Forzar la conectividad global de todas las celdas de suelo en el Hamiltoniano requeriría variables y restricciones cuadráticas adicionales —por ejemplo mediante formulaciones de flujo multicommodity o potenciales escalares de conectividad—, lo que aumentaría drásticamente el número de variables y la densidad de acoplamientos del grafo cuántico. Por este motivo, se mantiene formalmente como métrica de calidad arquitectónica y no como restricción dura.</w:t>
       </w:r>
     </w:p>
     <w:p>
